--- a/Тесты.docx
+++ b/Тесты.docx
@@ -1,6 +1,6 @@
 
 <file path=word/document.xml><?xml version="1.0" encoding="utf-8"?>
-<w:document xmlns:wpc="http://schemas.microsoft.com/office/word/2010/wordprocessingCanvas" xmlns:cx="http://schemas.microsoft.com/office/drawing/2014/chartex" xmlns:cx1="http://schemas.microsoft.com/office/drawing/2015/9/8/chartex" xmlns:cx2="http://schemas.microsoft.com/office/drawing/2015/10/21/chartex" xmlns:cx3="http://schemas.microsoft.com/office/drawing/2016/5/9/chartex" xmlns:cx4="http://schemas.microsoft.com/office/drawing/2016/5/10/chartex" xmlns:cx5="http://schemas.microsoft.com/office/drawing/2016/5/11/chartex" xmlns:cx6="http://schemas.microsoft.com/office/drawing/2016/5/12/chartex" xmlns:cx7="http://schemas.microsoft.com/office/drawing/2016/5/13/chartex" xmlns:cx8="http://schemas.microsoft.com/office/drawing/2016/5/14/chartex" xmlns:mc="http://schemas.openxmlformats.org/markup-compatibility/2006" xmlns:aink="http://schemas.microsoft.com/office/drawing/2016/ink" xmlns:am3d="http://schemas.microsoft.com/office/drawing/2017/model3d" xmlns:o="urn:schemas-microsoft-com:office:office" xmlns:r="http://schemas.openxmlformats.org/officeDocument/2006/relationships" xmlns:m="http://schemas.openxmlformats.org/officeDocument/2006/math" xmlns:v="urn:schemas-microsoft-com:vml" xmlns:wp14="http://schemas.microsoft.com/office/word/2010/wordprocessingDrawing" xmlns:wp="http://schemas.openxmlformats.org/drawingml/2006/wordprocessingDrawing" xmlns:w10="urn:schemas-microsoft-com:office:word" xmlns:w="http://schemas.openxmlformats.org/wordprocessingml/2006/main" xmlns:w14="http://schemas.microsoft.com/office/word/2010/wordml" xmlns:w15="http://schemas.microsoft.com/office/word/2012/wordml" xmlns:w16cid="http://schemas.microsoft.com/office/word/2016/wordml/cid" xmlns:w16se="http://schemas.microsoft.com/office/word/2015/wordml/symex" xmlns:wpg="http://schemas.microsoft.com/office/word/2010/wordprocessingGroup" xmlns:wpi="http://schemas.microsoft.com/office/word/2010/wordprocessingInk" xmlns:wne="http://schemas.microsoft.com/office/word/2006/wordml" xmlns:wps="http://schemas.microsoft.com/office/word/2010/wordprocessingShape" mc:Ignorable="w14 w15 w16se w16cid wp14">
+<w:document xmlns:wpc="http://schemas.microsoft.com/office/word/2010/wordprocessingCanvas" xmlns:cx="http://schemas.microsoft.com/office/drawing/2014/chartex" xmlns:mc="http://schemas.openxmlformats.org/markup-compatibility/2006" xmlns:o="urn:schemas-microsoft-com:office:office" xmlns:r="http://schemas.openxmlformats.org/officeDocument/2006/relationships" xmlns:m="http://schemas.openxmlformats.org/officeDocument/2006/math" xmlns:v="urn:schemas-microsoft-com:vml" xmlns:wp14="http://schemas.microsoft.com/office/word/2010/wordprocessingDrawing" xmlns:wp="http://schemas.openxmlformats.org/drawingml/2006/wordprocessingDrawing" xmlns:w10="urn:schemas-microsoft-com:office:word" xmlns:w="http://schemas.openxmlformats.org/wordprocessingml/2006/main" xmlns:w14="http://schemas.microsoft.com/office/word/2010/wordml" xmlns:w15="http://schemas.microsoft.com/office/word/2012/wordml" xmlns:w16se="http://schemas.microsoft.com/office/word/2015/wordml/symex" xmlns:wpg="http://schemas.microsoft.com/office/word/2010/wordprocessingGroup" xmlns:wpi="http://schemas.microsoft.com/office/word/2010/wordprocessingInk" xmlns:wne="http://schemas.microsoft.com/office/word/2006/wordml" xmlns:wps="http://schemas.microsoft.com/office/word/2010/wordprocessingShape" mc:Ignorable="w14 w15 w16se wp14">
   <w:body>
     <w:tbl>
       <w:tblPr>
@@ -9,17 +9,17 @@
         <w:tblLook w:val="04A0" w:firstRow="1" w:lastRow="0" w:firstColumn="1" w:lastColumn="0" w:noHBand="0" w:noVBand="1"/>
       </w:tblPr>
       <w:tblGrid>
-        <w:gridCol w:w="659"/>
-        <w:gridCol w:w="1430"/>
-        <w:gridCol w:w="2105"/>
+        <w:gridCol w:w="648"/>
+        <w:gridCol w:w="1429"/>
+        <w:gridCol w:w="2083"/>
         <w:gridCol w:w="2159"/>
         <w:gridCol w:w="1509"/>
-        <w:gridCol w:w="1483"/>
+        <w:gridCol w:w="1517"/>
       </w:tblGrid>
       <w:tr>
         <w:tc>
           <w:tcPr>
-            <w:tcW w:w="659" w:type="dxa"/>
+            <w:tcW w:w="648" w:type="dxa"/>
           </w:tcPr>
           <w:p>
             <w:r>
@@ -29,7 +29,7 @@
         </w:tc>
         <w:tc>
           <w:tcPr>
-            <w:tcW w:w="1430" w:type="dxa"/>
+            <w:tcW w:w="1429" w:type="dxa"/>
           </w:tcPr>
           <w:p>
             <w:pPr>
@@ -42,7 +42,7 @@
         </w:tc>
         <w:tc>
           <w:tcPr>
-            <w:tcW w:w="2105" w:type="dxa"/>
+            <w:tcW w:w="2083" w:type="dxa"/>
           </w:tcPr>
           <w:p>
             <w:r>
@@ -75,7 +75,7 @@
         </w:tc>
         <w:tc>
           <w:tcPr>
-            <w:tcW w:w="1483" w:type="dxa"/>
+            <w:tcW w:w="1517" w:type="dxa"/>
           </w:tcPr>
           <w:p>
             <w:r>
@@ -87,7 +87,7 @@
       <w:tr>
         <w:tc>
           <w:tcPr>
-            <w:tcW w:w="659" w:type="dxa"/>
+            <w:tcW w:w="648" w:type="dxa"/>
           </w:tcPr>
           <w:p>
             <w:pPr>
@@ -108,7 +108,7 @@
         </w:tc>
         <w:tc>
           <w:tcPr>
-            <w:tcW w:w="1430" w:type="dxa"/>
+            <w:tcW w:w="1429" w:type="dxa"/>
           </w:tcPr>
           <w:p>
             <w:r>
@@ -118,7 +118,7 @@
         </w:tc>
         <w:tc>
           <w:tcPr>
-            <w:tcW w:w="2105" w:type="dxa"/>
+            <w:tcW w:w="2083" w:type="dxa"/>
           </w:tcPr>
           <w:p>
             <w:r>
@@ -149,15 +149,7 @@
           </w:tcPr>
           <w:p>
             <w:r>
-              <w:t xml:space="preserve">Ввел в </w:t>
-            </w:r>
-            <w:proofErr w:type="gramStart"/>
-            <w:r>
-              <w:t>поля(</w:t>
-            </w:r>
-            <w:proofErr w:type="gramEnd"/>
-            <w:r>
-              <w:t>ФИО, Группа) данные, нажал кнопку «Добавить»</w:t>
+              <w:t>Ввел в поля(ФИО, Группа) данные, нажал кнопку «Добавить»</w:t>
             </w:r>
           </w:p>
         </w:tc>
@@ -173,7 +165,7 @@
         </w:tc>
         <w:tc>
           <w:tcPr>
-            <w:tcW w:w="1483" w:type="dxa"/>
+            <w:tcW w:w="1517" w:type="dxa"/>
           </w:tcPr>
           <w:p>
             <w:r>
@@ -185,7 +177,7 @@
       <w:tr>
         <w:tc>
           <w:tcPr>
-            <w:tcW w:w="659" w:type="dxa"/>
+            <w:tcW w:w="648" w:type="dxa"/>
           </w:tcPr>
           <w:p>
             <w:r>
@@ -195,7 +187,7 @@
         </w:tc>
         <w:tc>
           <w:tcPr>
-            <w:tcW w:w="1430" w:type="dxa"/>
+            <w:tcW w:w="1429" w:type="dxa"/>
           </w:tcPr>
           <w:p>
             <w:r>
@@ -205,7 +197,7 @@
         </w:tc>
         <w:tc>
           <w:tcPr>
-            <w:tcW w:w="2105" w:type="dxa"/>
+            <w:tcW w:w="2083" w:type="dxa"/>
           </w:tcPr>
           <w:p>
             <w:r>
@@ -241,7 +233,7 @@
         </w:tc>
         <w:tc>
           <w:tcPr>
-            <w:tcW w:w="1483" w:type="dxa"/>
+            <w:tcW w:w="1517" w:type="dxa"/>
           </w:tcPr>
           <w:p>
             <w:r>
@@ -253,7 +245,7 @@
       <w:tr>
         <w:tc>
           <w:tcPr>
-            <w:tcW w:w="659" w:type="dxa"/>
+            <w:tcW w:w="648" w:type="dxa"/>
           </w:tcPr>
           <w:p>
             <w:r>
@@ -263,7 +255,7 @@
         </w:tc>
         <w:tc>
           <w:tcPr>
-            <w:tcW w:w="1430" w:type="dxa"/>
+            <w:tcW w:w="1429" w:type="dxa"/>
           </w:tcPr>
           <w:p>
             <w:r>
@@ -273,7 +265,7 @@
         </w:tc>
         <w:tc>
           <w:tcPr>
-            <w:tcW w:w="2105" w:type="dxa"/>
+            <w:tcW w:w="2083" w:type="dxa"/>
           </w:tcPr>
           <w:p>
             <w:r>
@@ -303,7 +295,7 @@
         </w:tc>
         <w:tc>
           <w:tcPr>
-            <w:tcW w:w="1483" w:type="dxa"/>
+            <w:tcW w:w="1517" w:type="dxa"/>
           </w:tcPr>
           <w:p>
             <w:r>
@@ -315,7 +307,7 @@
       <w:tr>
         <w:tc>
           <w:tcPr>
-            <w:tcW w:w="659" w:type="dxa"/>
+            <w:tcW w:w="648" w:type="dxa"/>
           </w:tcPr>
           <w:p>
             <w:r>
@@ -325,7 +317,7 @@
         </w:tc>
         <w:tc>
           <w:tcPr>
-            <w:tcW w:w="1430" w:type="dxa"/>
+            <w:tcW w:w="1429" w:type="dxa"/>
           </w:tcPr>
           <w:p>
             <w:r>
@@ -335,7 +327,7 @@
         </w:tc>
         <w:tc>
           <w:tcPr>
-            <w:tcW w:w="2105" w:type="dxa"/>
+            <w:tcW w:w="2083" w:type="dxa"/>
           </w:tcPr>
           <w:p>
             <w:r>
@@ -349,19 +341,7 @@
           </w:tcPr>
           <w:p>
             <w:r>
-              <w:t>В списке «Дисциплины»</w:t>
-            </w:r>
-            <w:r>
-              <w:t xml:space="preserve"> </w:t>
-            </w:r>
-            <w:r>
-              <w:t>выбрал одн</w:t>
-            </w:r>
-            <w:r>
-              <w:t>у дисциплину</w:t>
-            </w:r>
-            <w:r>
-              <w:t>, и нажал кнопку «Удалить»</w:t>
+              <w:t>В списке «Дисциплины» выбрал одну дисциплину, и нажал кнопку «Удалить»</w:t>
             </w:r>
           </w:p>
         </w:tc>
@@ -377,7 +357,7 @@
         </w:tc>
         <w:tc>
           <w:tcPr>
-            <w:tcW w:w="1483" w:type="dxa"/>
+            <w:tcW w:w="1517" w:type="dxa"/>
           </w:tcPr>
           <w:p>
             <w:r>
@@ -389,7 +369,7 @@
       <w:tr>
         <w:tc>
           <w:tcPr>
-            <w:tcW w:w="659" w:type="dxa"/>
+            <w:tcW w:w="648" w:type="dxa"/>
           </w:tcPr>
           <w:p>
             <w:r>
@@ -399,7 +379,7 @@
         </w:tc>
         <w:tc>
           <w:tcPr>
-            <w:tcW w:w="1430" w:type="dxa"/>
+            <w:tcW w:w="1429" w:type="dxa"/>
           </w:tcPr>
           <w:p>
             <w:r>
@@ -409,7 +389,7 @@
         </w:tc>
         <w:tc>
           <w:tcPr>
-            <w:tcW w:w="2105" w:type="dxa"/>
+            <w:tcW w:w="2083" w:type="dxa"/>
           </w:tcPr>
           <w:p>
             <w:r>
@@ -449,7 +429,7 @@
         </w:tc>
         <w:tc>
           <w:tcPr>
-            <w:tcW w:w="1483" w:type="dxa"/>
+            <w:tcW w:w="1517" w:type="dxa"/>
           </w:tcPr>
           <w:p>
             <w:r>
@@ -461,7 +441,7 @@
       <w:tr>
         <w:tc>
           <w:tcPr>
-            <w:tcW w:w="659" w:type="dxa"/>
+            <w:tcW w:w="648" w:type="dxa"/>
           </w:tcPr>
           <w:p>
             <w:r>
@@ -471,7 +451,7 @@
         </w:tc>
         <w:tc>
           <w:tcPr>
-            <w:tcW w:w="1430" w:type="dxa"/>
+            <w:tcW w:w="1429" w:type="dxa"/>
           </w:tcPr>
           <w:p>
             <w:pPr>
@@ -484,7 +464,7 @@
         </w:tc>
         <w:tc>
           <w:tcPr>
-            <w:tcW w:w="2105" w:type="dxa"/>
+            <w:tcW w:w="2083" w:type="dxa"/>
           </w:tcPr>
           <w:p>
             <w:r>
@@ -498,11 +478,7 @@
           </w:tcPr>
           <w:p>
             <w:r>
-              <w:t xml:space="preserve">Выбрал студента </w:t>
-            </w:r>
-            <w:proofErr w:type="gramStart"/>
-            <w:r>
-              <w:t>из</w:t>
+              <w:t>Выбрал студента из</w:t>
             </w:r>
             <w:r>
               <w:t xml:space="preserve"> </w:t>
@@ -510,7 +486,6 @@
             <w:r>
               <w:t>списка</w:t>
             </w:r>
-            <w:proofErr w:type="gramEnd"/>
             <w:r>
               <w:t xml:space="preserve"> у которого 1 оценка</w:t>
             </w:r>
@@ -534,7 +509,7 @@
         </w:tc>
         <w:tc>
           <w:tcPr>
-            <w:tcW w:w="1483" w:type="dxa"/>
+            <w:tcW w:w="1517" w:type="dxa"/>
           </w:tcPr>
           <w:p>
             <w:r>
@@ -546,7 +521,7 @@
       <w:tr>
         <w:tc>
           <w:tcPr>
-            <w:tcW w:w="659" w:type="dxa"/>
+            <w:tcW w:w="648" w:type="dxa"/>
           </w:tcPr>
           <w:p>
             <w:r>
@@ -556,7 +531,7 @@
         </w:tc>
         <w:tc>
           <w:tcPr>
-            <w:tcW w:w="1430" w:type="dxa"/>
+            <w:tcW w:w="1429" w:type="dxa"/>
           </w:tcPr>
           <w:p>
             <w:pPr>
@@ -569,7 +544,7 @@
         </w:tc>
         <w:tc>
           <w:tcPr>
-            <w:tcW w:w="2105" w:type="dxa"/>
+            <w:tcW w:w="2083" w:type="dxa"/>
           </w:tcPr>
           <w:p>
             <w:r>
@@ -583,21 +558,7 @@
           </w:tcPr>
           <w:p>
             <w:r>
-              <w:t xml:space="preserve">Выбрал студента </w:t>
-            </w:r>
-            <w:proofErr w:type="gramStart"/>
-            <w:r>
-              <w:t>из списка</w:t>
-            </w:r>
-            <w:proofErr w:type="gramEnd"/>
-            <w:r>
-              <w:t xml:space="preserve"> у которого </w:t>
-            </w:r>
-            <w:r>
-              <w:t>2</w:t>
-            </w:r>
-            <w:r>
-              <w:t xml:space="preserve"> оценк</w:t>
+              <w:t>Выбрал студента из списка у которого 2 оценк</w:t>
             </w:r>
             <w:r>
               <w:t>и</w:t>
@@ -625,7 +586,7 @@
         </w:tc>
         <w:tc>
           <w:tcPr>
-            <w:tcW w:w="1483" w:type="dxa"/>
+            <w:tcW w:w="1517" w:type="dxa"/>
           </w:tcPr>
           <w:p>
             <w:r>
@@ -637,7 +598,7 @@
       <w:tr>
         <w:tc>
           <w:tcPr>
-            <w:tcW w:w="659" w:type="dxa"/>
+            <w:tcW w:w="648" w:type="dxa"/>
           </w:tcPr>
           <w:p>
             <w:r>
@@ -647,7 +608,7 @@
         </w:tc>
         <w:tc>
           <w:tcPr>
-            <w:tcW w:w="1430" w:type="dxa"/>
+            <w:tcW w:w="1429" w:type="dxa"/>
           </w:tcPr>
           <w:p>
             <w:pPr>
@@ -660,7 +621,7 @@
         </w:tc>
         <w:tc>
           <w:tcPr>
-            <w:tcW w:w="2105" w:type="dxa"/>
+            <w:tcW w:w="2083" w:type="dxa"/>
           </w:tcPr>
           <w:p>
             <w:r>
@@ -674,10 +635,7 @@
           </w:tcPr>
           <w:p>
             <w:r>
-              <w:t>Не заполнял поле с выбором студента</w:t>
-            </w:r>
-            <w:r>
-              <w:t>, нажал на кнопку «Средний балл студента»</w:t>
+              <w:t>Не заполнял поле с выбором студента, нажал на кнопку «Средний балл студента»</w:t>
             </w:r>
           </w:p>
         </w:tc>
@@ -690,16 +648,13 @@
               <w:jc w:val="center"/>
             </w:pPr>
             <w:r>
-              <w:t xml:space="preserve">Сообщение об ошибке, что </w:t>
-            </w:r>
-            <w:r>
-              <w:t>необходимо выбрать студента</w:t>
-            </w:r>
-          </w:p>
-        </w:tc>
-        <w:tc>
-          <w:tcPr>
-            <w:tcW w:w="1483" w:type="dxa"/>
+              <w:t>Сообщение об ошибке, что необходимо выбрать студента</w:t>
+            </w:r>
+          </w:p>
+        </w:tc>
+        <w:tc>
+          <w:tcPr>
+            <w:tcW w:w="1517" w:type="dxa"/>
           </w:tcPr>
           <w:p>
             <w:r>
@@ -711,7 +666,7 @@
       <w:tr>
         <w:tc>
           <w:tcPr>
-            <w:tcW w:w="659" w:type="dxa"/>
+            <w:tcW w:w="648" w:type="dxa"/>
           </w:tcPr>
           <w:p>
             <w:r>
@@ -721,7 +676,7 @@
         </w:tc>
         <w:tc>
           <w:tcPr>
-            <w:tcW w:w="1430" w:type="dxa"/>
+            <w:tcW w:w="1429" w:type="dxa"/>
           </w:tcPr>
           <w:p>
             <w:pPr>
@@ -734,7 +689,7 @@
         </w:tc>
         <w:tc>
           <w:tcPr>
-            <w:tcW w:w="2105" w:type="dxa"/>
+            <w:tcW w:w="2083" w:type="dxa"/>
           </w:tcPr>
           <w:p>
             <w:r>
@@ -748,17 +703,11 @@
           </w:tcPr>
           <w:p>
             <w:r>
-              <w:t xml:space="preserve">Не заполнял поле с выбором студента, нажал на кнопку </w:t>
+              <w:t xml:space="preserve">Не заполнял поле с выбором студента, </w:t>
             </w:r>
             <w:r>
               <w:lastRenderedPageBreak/>
-              <w:t xml:space="preserve">«Средний балл </w:t>
-            </w:r>
-            <w:r>
-              <w:t>группы</w:t>
-            </w:r>
-            <w:r>
-              <w:t>»</w:t>
+              <w:t>нажал на кнопку «Средний балл группы»</w:t>
             </w:r>
           </w:p>
         </w:tc>
@@ -772,20 +721,17 @@
             </w:pPr>
             <w:r>
               <w:lastRenderedPageBreak/>
-              <w:t xml:space="preserve">Сообщение об ошибке, что </w:t>
+              <w:t xml:space="preserve">Сообщение об ошибке, </w:t>
             </w:r>
             <w:r>
               <w:lastRenderedPageBreak/>
-              <w:t xml:space="preserve">необходимо выбрать </w:t>
-            </w:r>
-            <w:r>
-              <w:t>группы</w:t>
-            </w:r>
-          </w:p>
-        </w:tc>
-        <w:tc>
-          <w:tcPr>
-            <w:tcW w:w="1483" w:type="dxa"/>
+              <w:t>что необходимо выбрать группы</w:t>
+            </w:r>
+          </w:p>
+        </w:tc>
+        <w:tc>
+          <w:tcPr>
+            <w:tcW w:w="1517" w:type="dxa"/>
           </w:tcPr>
           <w:p>
             <w:r>
@@ -798,17 +744,18 @@
       <w:tr>
         <w:tc>
           <w:tcPr>
-            <w:tcW w:w="659" w:type="dxa"/>
-          </w:tcPr>
-          <w:p>
-            <w:r>
+            <w:tcW w:w="648" w:type="dxa"/>
+          </w:tcPr>
+          <w:p>
+            <w:r>
+              <w:lastRenderedPageBreak/>
               <w:t>10</w:t>
             </w:r>
           </w:p>
         </w:tc>
         <w:tc>
           <w:tcPr>
-            <w:tcW w:w="1430" w:type="dxa"/>
+            <w:tcW w:w="1429" w:type="dxa"/>
           </w:tcPr>
           <w:p>
             <w:pPr>
@@ -821,7 +768,7 @@
         </w:tc>
         <w:tc>
           <w:tcPr>
-            <w:tcW w:w="2105" w:type="dxa"/>
+            <w:tcW w:w="2083" w:type="dxa"/>
           </w:tcPr>
           <w:p>
             <w:r>
@@ -835,18 +782,7 @@
           </w:tcPr>
           <w:p>
             <w:r>
-              <w:t xml:space="preserve">Заполнил поле </w:t>
-            </w:r>
-            <w:proofErr w:type="gramStart"/>
-            <w:r>
-              <w:t>«Группа»</w:t>
-            </w:r>
-            <w:proofErr w:type="gramEnd"/>
-            <w:r>
-              <w:t xml:space="preserve"> в которой 1 человек у которого введено 5 корректных оценок, нажал на кнопку </w:t>
-            </w:r>
-            <w:r>
-              <w:t>«Средний балл группы»</w:t>
+              <w:t>Заполнил поле «Группа» в которой 1 человек у которого введено 5 корректных оценок, нажал на кнопку «Средний балл группы»</w:t>
             </w:r>
           </w:p>
         </w:tc>
@@ -873,7 +809,7 @@
         </w:tc>
         <w:tc>
           <w:tcPr>
-            <w:tcW w:w="1483" w:type="dxa"/>
+            <w:tcW w:w="1517" w:type="dxa"/>
           </w:tcPr>
           <w:p>
             <w:r>
@@ -885,31 +821,46 @@
       <w:tr>
         <w:tc>
           <w:tcPr>
-            <w:tcW w:w="659" w:type="dxa"/>
-          </w:tcPr>
-          <w:p/>
-        </w:tc>
-        <w:tc>
-          <w:tcPr>
-            <w:tcW w:w="1430" w:type="dxa"/>
+            <w:tcW w:w="648" w:type="dxa"/>
+          </w:tcPr>
+          <w:p>
+            <w:r>
+              <w:t>11</w:t>
+            </w:r>
+          </w:p>
+        </w:tc>
+        <w:tc>
+          <w:tcPr>
+            <w:tcW w:w="1429" w:type="dxa"/>
           </w:tcPr>
           <w:p>
             <w:pPr>
               <w:jc w:val="center"/>
             </w:pPr>
-          </w:p>
-        </w:tc>
-        <w:tc>
-          <w:tcPr>
-            <w:tcW w:w="2105" w:type="dxa"/>
-          </w:tcPr>
-          <w:p/>
+            <w:r>
+              <w:t>Добавление дисциплины</w:t>
+            </w:r>
+          </w:p>
+        </w:tc>
+        <w:tc>
+          <w:tcPr>
+            <w:tcW w:w="2083" w:type="dxa"/>
+          </w:tcPr>
+          <w:p>
+            <w:r>
+              <w:t>Литература</w:t>
+            </w:r>
+          </w:p>
         </w:tc>
         <w:tc>
           <w:tcPr>
             <w:tcW w:w="2159" w:type="dxa"/>
           </w:tcPr>
-          <w:p/>
+          <w:p>
+            <w:r>
+              <w:t>Заполнил поле с названием дисциплины, и нажал 4 раза добавить</w:t>
+            </w:r>
+          </w:p>
         </w:tc>
         <w:tc>
           <w:tcPr>
@@ -919,43 +870,75 @@
             <w:pPr>
               <w:jc w:val="center"/>
             </w:pPr>
-          </w:p>
-        </w:tc>
-        <w:tc>
-          <w:tcPr>
-            <w:tcW w:w="1483" w:type="dxa"/>
-          </w:tcPr>
-          <w:p/>
+            <w:r>
+              <w:t>Сообщение о том, что такая дисциплина уже существует</w:t>
+            </w:r>
+          </w:p>
+        </w:tc>
+        <w:tc>
+          <w:tcPr>
+            <w:tcW w:w="1517" w:type="dxa"/>
+          </w:tcPr>
+          <w:p>
+            <w:r>
+              <w:t>Добавил 4 раза дисциплину «Литература»</w:t>
+            </w:r>
+          </w:p>
         </w:tc>
       </w:tr>
       <w:tr>
         <w:tc>
           <w:tcPr>
-            <w:tcW w:w="659" w:type="dxa"/>
-          </w:tcPr>
-          <w:p/>
-        </w:tc>
-        <w:tc>
-          <w:tcPr>
-            <w:tcW w:w="1430" w:type="dxa"/>
+            <w:tcW w:w="648" w:type="dxa"/>
+          </w:tcPr>
+          <w:p>
+            <w:r>
+              <w:t>12</w:t>
+            </w:r>
+          </w:p>
+        </w:tc>
+        <w:tc>
+          <w:tcPr>
+            <w:tcW w:w="1429" w:type="dxa"/>
           </w:tcPr>
           <w:p>
             <w:pPr>
               <w:jc w:val="center"/>
             </w:pPr>
-          </w:p>
-        </w:tc>
-        <w:tc>
-          <w:tcPr>
-            <w:tcW w:w="2105" w:type="dxa"/>
-          </w:tcPr>
-          <w:p/>
+            <w:r>
+              <w:t>Добавление оценки</w:t>
+            </w:r>
+          </w:p>
+        </w:tc>
+        <w:tc>
+          <w:tcPr>
+            <w:tcW w:w="2083" w:type="dxa"/>
+          </w:tcPr>
+          <w:p>
+            <w:r>
+              <w:t>Выбор студента из выпадающего списка.</w:t>
+            </w:r>
+          </w:p>
+          <w:p>
+            <w:r>
+              <w:t>Выбор дисциплины из выпадающего списка.</w:t>
+            </w:r>
+          </w:p>
+          <w:p>
+            <w:r>
+              <w:t>В поле «Оценка» - (-11)</w:t>
+            </w:r>
+          </w:p>
         </w:tc>
         <w:tc>
           <w:tcPr>
             <w:tcW w:w="2159" w:type="dxa"/>
           </w:tcPr>
-          <w:p/>
+          <w:p>
+            <w:r>
+              <w:t>Выбрал студента из выпадающего списка, выбрал дисциплину из выпадающего списка, ввел оценку в поле «Оценка»</w:t>
+            </w:r>
+          </w:p>
         </w:tc>
         <w:tc>
           <w:tcPr>
@@ -965,43 +948,85 @@
             <w:pPr>
               <w:jc w:val="center"/>
             </w:pPr>
-          </w:p>
-        </w:tc>
-        <w:tc>
-          <w:tcPr>
-            <w:tcW w:w="1483" w:type="dxa"/>
-          </w:tcPr>
-          <w:p/>
+            <w:r>
+              <w:t xml:space="preserve">Сообщение о том, что оценка должна быть </w:t>
+            </w:r>
+            <w:r>
+              <w:t xml:space="preserve">числом </w:t>
+            </w:r>
+            <w:r>
+              <w:t>от 0 до 5</w:t>
+            </w:r>
+          </w:p>
+        </w:tc>
+        <w:tc>
+          <w:tcPr>
+            <w:tcW w:w="1517" w:type="dxa"/>
+          </w:tcPr>
+          <w:p>
+            <w:r>
+              <w:t>Оценка была добавлена, без корректного отображения студента и дисциплины</w:t>
+            </w:r>
+          </w:p>
         </w:tc>
       </w:tr>
       <w:tr>
         <w:tc>
           <w:tcPr>
-            <w:tcW w:w="659" w:type="dxa"/>
-          </w:tcPr>
-          <w:p/>
-        </w:tc>
-        <w:tc>
-          <w:tcPr>
-            <w:tcW w:w="1430" w:type="dxa"/>
+            <w:tcW w:w="648" w:type="dxa"/>
+          </w:tcPr>
+          <w:p>
+            <w:r>
+              <w:t>13</w:t>
+            </w:r>
+          </w:p>
+        </w:tc>
+        <w:tc>
+          <w:tcPr>
+            <w:tcW w:w="1429" w:type="dxa"/>
           </w:tcPr>
           <w:p>
             <w:pPr>
               <w:jc w:val="center"/>
             </w:pPr>
-          </w:p>
-        </w:tc>
-        <w:tc>
-          <w:tcPr>
-            <w:tcW w:w="2105" w:type="dxa"/>
-          </w:tcPr>
-          <w:p/>
+            <w:r>
+              <w:t>Добавление оценки</w:t>
+            </w:r>
+          </w:p>
+        </w:tc>
+        <w:tc>
+          <w:tcPr>
+            <w:tcW w:w="2083" w:type="dxa"/>
+          </w:tcPr>
+          <w:p>
+            <w:r>
+              <w:t>Выбор студента из списка.</w:t>
+            </w:r>
+          </w:p>
+          <w:p>
+            <w:r>
+              <w:t xml:space="preserve">В поле «Оценка» - </w:t>
+            </w:r>
+            <w:r>
+              <w:t>4</w:t>
+            </w:r>
+          </w:p>
         </w:tc>
         <w:tc>
           <w:tcPr>
             <w:tcW w:w="2159" w:type="dxa"/>
           </w:tcPr>
-          <w:p/>
+          <w:p>
+            <w:r>
+              <w:t>Выбрал студента из выпадающего списка</w:t>
+            </w:r>
+            <w:r>
+              <w:t xml:space="preserve">, </w:t>
+            </w:r>
+            <w:r>
+              <w:t>ввел оценку в поле «Оценка»</w:t>
+            </w:r>
+          </w:p>
         </w:tc>
         <w:tc>
           <w:tcPr>
@@ -1011,43 +1036,71 @@
             <w:pPr>
               <w:jc w:val="center"/>
             </w:pPr>
-          </w:p>
-        </w:tc>
-        <w:tc>
-          <w:tcPr>
-            <w:tcW w:w="1483" w:type="dxa"/>
-          </w:tcPr>
-          <w:p/>
+            <w:r>
+              <w:t>Сообщение о том, что нужно выбрать дисциплину</w:t>
+            </w:r>
+          </w:p>
+        </w:tc>
+        <w:tc>
+          <w:tcPr>
+            <w:tcW w:w="1517" w:type="dxa"/>
+          </w:tcPr>
+          <w:p>
+            <w:r>
+              <w:t>Вылет программы</w:t>
+            </w:r>
+          </w:p>
         </w:tc>
       </w:tr>
       <w:tr>
         <w:tc>
           <w:tcPr>
-            <w:tcW w:w="659" w:type="dxa"/>
-          </w:tcPr>
-          <w:p/>
-        </w:tc>
-        <w:tc>
-          <w:tcPr>
-            <w:tcW w:w="1430" w:type="dxa"/>
+            <w:tcW w:w="648" w:type="dxa"/>
+          </w:tcPr>
+          <w:p>
+            <w:r>
+              <w:t>14</w:t>
+            </w:r>
+          </w:p>
+        </w:tc>
+        <w:tc>
+          <w:tcPr>
+            <w:tcW w:w="1429" w:type="dxa"/>
           </w:tcPr>
           <w:p>
             <w:pPr>
               <w:jc w:val="center"/>
             </w:pPr>
-          </w:p>
-        </w:tc>
-        <w:tc>
-          <w:tcPr>
-            <w:tcW w:w="2105" w:type="dxa"/>
-          </w:tcPr>
-          <w:p/>
+            <w:r>
+              <w:t>Добавление студента</w:t>
+            </w:r>
+          </w:p>
+        </w:tc>
+        <w:tc>
+          <w:tcPr>
+            <w:tcW w:w="2083" w:type="dxa"/>
+          </w:tcPr>
+          <w:p>
+            <w:r>
+              <w:t>Иванов Иван Иванович</w:t>
+            </w:r>
+          </w:p>
         </w:tc>
         <w:tc>
           <w:tcPr>
             <w:tcW w:w="2159" w:type="dxa"/>
           </w:tcPr>
-          <w:p/>
+          <w:p>
+            <w:r>
+              <w:t xml:space="preserve">В поле «ФИО студента» ввел - </w:t>
+            </w:r>
+            <w:r>
+              <w:t>Иванов Иван Иванович</w:t>
+            </w:r>
+            <w:r>
+              <w:t>, поле с группой не заполнено</w:t>
+            </w:r>
+          </w:p>
         </w:tc>
         <w:tc>
           <w:tcPr>
@@ -1057,43 +1110,80 @@
             <w:pPr>
               <w:jc w:val="center"/>
             </w:pPr>
-          </w:p>
-        </w:tc>
-        <w:tc>
-          <w:tcPr>
-            <w:tcW w:w="1483" w:type="dxa"/>
-          </w:tcPr>
-          <w:p/>
+            <w:r>
+              <w:t>Сообщение о том, что нужно заполнить поле «Группа»</w:t>
+            </w:r>
+          </w:p>
+        </w:tc>
+        <w:tc>
+          <w:tcPr>
+            <w:tcW w:w="1517" w:type="dxa"/>
+          </w:tcPr>
+          <w:p>
+            <w:r>
+              <w:t>Добавляет студента без группы</w:t>
+            </w:r>
+          </w:p>
         </w:tc>
       </w:tr>
       <w:tr>
         <w:tc>
           <w:tcPr>
-            <w:tcW w:w="659" w:type="dxa"/>
-          </w:tcPr>
-          <w:p/>
-        </w:tc>
-        <w:tc>
-          <w:tcPr>
-            <w:tcW w:w="1430" w:type="dxa"/>
+            <w:tcW w:w="648" w:type="dxa"/>
+          </w:tcPr>
+          <w:p>
+            <w:r>
+              <w:t>15</w:t>
+            </w:r>
+          </w:p>
+        </w:tc>
+        <w:tc>
+          <w:tcPr>
+            <w:tcW w:w="1429" w:type="dxa"/>
           </w:tcPr>
           <w:p>
             <w:pPr>
               <w:jc w:val="center"/>
             </w:pPr>
-          </w:p>
-        </w:tc>
-        <w:tc>
-          <w:tcPr>
-            <w:tcW w:w="2105" w:type="dxa"/>
-          </w:tcPr>
-          <w:p/>
+            <w:r>
+              <w:t>Добавление оценки</w:t>
+            </w:r>
+          </w:p>
+        </w:tc>
+        <w:tc>
+          <w:tcPr>
+            <w:tcW w:w="2083" w:type="dxa"/>
+          </w:tcPr>
+          <w:p>
+            <w:r>
+              <w:t>Выбор студента из выпадающего списка.</w:t>
+            </w:r>
+          </w:p>
+          <w:p>
+            <w:r>
+              <w:t>Выбор дисциплины из выпадающего списка.</w:t>
+            </w:r>
+          </w:p>
+          <w:p>
+            <w:r>
+              <w:t xml:space="preserve">В поле «Оценка» - </w:t>
+            </w:r>
+            <w:proofErr w:type="spellStart"/>
+            <w:r>
+              <w:t>абвг</w:t>
+            </w:r>
+            <w:proofErr w:type="spellEnd"/>
+          </w:p>
         </w:tc>
         <w:tc>
           <w:tcPr>
             <w:tcW w:w="2159" w:type="dxa"/>
           </w:tcPr>
-          <w:p/>
+          <w:p>
+            <w:r>
+              <w:t>Выбрал студента из выпадающего списка, выбрал дисциплину из выпадающего списка, ввел оценку в поле «Оценка»</w:t>
+            </w:r>
+          </w:p>
         </w:tc>
         <w:tc>
           <w:tcPr>
@@ -1103,59 +1193,26 @@
             <w:pPr>
               <w:jc w:val="center"/>
             </w:pPr>
-          </w:p>
-        </w:tc>
-        <w:tc>
-          <w:tcPr>
-            <w:tcW w:w="1483" w:type="dxa"/>
-          </w:tcPr>
-          <w:p/>
-        </w:tc>
-      </w:tr>
-      <w:tr>
-        <w:tc>
-          <w:tcPr>
-            <w:tcW w:w="659" w:type="dxa"/>
-          </w:tcPr>
-          <w:p/>
-        </w:tc>
-        <w:tc>
-          <w:tcPr>
-            <w:tcW w:w="1430" w:type="dxa"/>
-          </w:tcPr>
-          <w:p>
-            <w:pPr>
-              <w:jc w:val="center"/>
-            </w:pPr>
-          </w:p>
-        </w:tc>
-        <w:tc>
-          <w:tcPr>
-            <w:tcW w:w="2105" w:type="dxa"/>
-          </w:tcPr>
-          <w:p/>
-        </w:tc>
-        <w:tc>
-          <w:tcPr>
-            <w:tcW w:w="2159" w:type="dxa"/>
-          </w:tcPr>
-          <w:p/>
-        </w:tc>
-        <w:tc>
-          <w:tcPr>
-            <w:tcW w:w="1509" w:type="dxa"/>
-          </w:tcPr>
-          <w:p>
-            <w:pPr>
-              <w:jc w:val="center"/>
-            </w:pPr>
-          </w:p>
-        </w:tc>
-        <w:tc>
-          <w:tcPr>
-            <w:tcW w:w="1483" w:type="dxa"/>
-          </w:tcPr>
-          <w:p/>
+            <w:r>
+              <w:t xml:space="preserve">Сообщение о том, что оценка должна быть </w:t>
+            </w:r>
+            <w:r>
+              <w:t xml:space="preserve">числом </w:t>
+            </w:r>
+            <w:r>
+              <w:t>от 0 до 5</w:t>
+            </w:r>
+          </w:p>
+        </w:tc>
+        <w:tc>
+          <w:tcPr>
+            <w:tcW w:w="1517" w:type="dxa"/>
+          </w:tcPr>
+          <w:p>
+            <w:r>
+              <w:t>Добавляет оценку студенту</w:t>
+            </w:r>
+          </w:p>
         </w:tc>
       </w:tr>
     </w:tbl>
@@ -1245,7 +1302,11 @@
           </w:tcPr>
           <w:p>
             <w:r>
-              <w:t>В списке не выводятся введенные данные, выводятся некорректные данные (</w:t>
+              <w:t xml:space="preserve">В списке не выводятся введенные данные, выводятся некорректные данные </w:t>
+            </w:r>
+            <w:r>
+              <w:lastRenderedPageBreak/>
+              <w:t>(</w:t>
             </w:r>
             <w:r>
               <w:t>тип</w:t>
@@ -1273,6 +1334,7 @@
           </w:tcPr>
           <w:p>
             <w:r>
+              <w:lastRenderedPageBreak/>
               <w:t>Интерфейсная</w:t>
             </w:r>
           </w:p>
@@ -1285,6 +1347,7 @@
           </w:tcPr>
           <w:p>
             <w:r>
+              <w:lastRenderedPageBreak/>
               <w:t>2</w:t>
             </w:r>
           </w:p>
@@ -1311,13 +1374,7 @@
               <w:t>ри</w:t>
             </w:r>
             <w:r>
-              <w:t xml:space="preserve"> нажатии на кнопку </w:t>
-            </w:r>
-            <w:r>
-              <w:t>«Средний балл студента»</w:t>
-            </w:r>
-            <w:r>
-              <w:t xml:space="preserve"> программа вылетает.</w:t>
+              <w:t xml:space="preserve"> нажатии на кнопку «Средний балл студента» программа вылетает.</w:t>
             </w:r>
           </w:p>
         </w:tc>
@@ -1359,10 +1416,7 @@
           </w:tcPr>
           <w:p>
             <w:r>
-              <w:t>Не заполненное поле с выбором студента</w:t>
-            </w:r>
-            <w:r>
-              <w:t xml:space="preserve"> и при нажатии на кнопку «Средний балл студента» программа вылетает.</w:t>
+              <w:t>Не заполненное поле с выбором студента и при нажатии на кнопку «Средний балл студента» программа вылетает.</w:t>
             </w:r>
           </w:p>
         </w:tc>
@@ -1394,32 +1448,17 @@
           </w:tcPr>
           <w:p>
             <w:r>
-              <w:t xml:space="preserve">Средний балл </w:t>
-            </w:r>
-            <w:r>
-              <w:t>группы</w:t>
-            </w:r>
-          </w:p>
-        </w:tc>
-        <w:tc>
-          <w:tcPr>
-            <w:tcW w:w="2336" w:type="dxa"/>
-          </w:tcPr>
-          <w:p>
-            <w:r>
-              <w:t xml:space="preserve">Не заполненное поле с выбором </w:t>
-            </w:r>
-            <w:r>
-              <w:t>группы</w:t>
-            </w:r>
-            <w:r>
-              <w:t xml:space="preserve"> и при нажатии на кнопку «Средний балл</w:t>
-            </w:r>
-            <w:r>
-              <w:t xml:space="preserve"> группы</w:t>
-            </w:r>
-            <w:r>
-              <w:t>» программа вылетает.</w:t>
+              <w:t>Средний балл группы</w:t>
+            </w:r>
+          </w:p>
+        </w:tc>
+        <w:tc>
+          <w:tcPr>
+            <w:tcW w:w="2336" w:type="dxa"/>
+          </w:tcPr>
+          <w:p>
+            <w:r>
+              <w:t>Не заполненное поле с выбором группы и при нажатии на кнопку «Средний балл группы» программа вылетает.</w:t>
             </w:r>
           </w:p>
         </w:tc>
@@ -1461,28 +1500,239 @@
           </w:tcPr>
           <w:p>
             <w:r>
-              <w:t>Заполн</w:t>
-            </w:r>
-            <w:r>
-              <w:t>енное</w:t>
-            </w:r>
-            <w:r>
-              <w:t xml:space="preserve"> поле </w:t>
-            </w:r>
-            <w:proofErr w:type="gramStart"/>
-            <w:r>
-              <w:t>«Группа»</w:t>
-            </w:r>
-            <w:proofErr w:type="gramEnd"/>
-            <w:r>
-              <w:t xml:space="preserve"> в которой 1 человек у которого введено 5 корректных оценок, нажал на кнопку «Средний балл группы»</w:t>
-            </w:r>
-            <w:r>
-              <w:t xml:space="preserve">, то программа не </w:t>
-            </w:r>
+              <w:t>Заполненное поле «Группа» в которой 1 человек у которого введено 5 корректных оценок, нажал на кнопку «Средний балл группы»</w:t>
+            </w:r>
+            <w:r>
+              <w:t>, то программа не рассчитывает средний балл, а выводит сумму всех ошибок</w:t>
+            </w:r>
+          </w:p>
+        </w:tc>
+        <w:tc>
+          <w:tcPr>
+            <w:tcW w:w="2337" w:type="dxa"/>
+          </w:tcPr>
+          <w:p>
+            <w:r>
+              <w:t>Функциональная</w:t>
+            </w:r>
+          </w:p>
+        </w:tc>
+      </w:tr>
+      <w:tr>
+        <w:tc>
+          <w:tcPr>
+            <w:tcW w:w="2336" w:type="dxa"/>
+          </w:tcPr>
+          <w:p>
+            <w:r>
+              <w:t>6</w:t>
+            </w:r>
+          </w:p>
+        </w:tc>
+        <w:tc>
+          <w:tcPr>
+            <w:tcW w:w="2336" w:type="dxa"/>
+          </w:tcPr>
+          <w:p>
+            <w:r>
+              <w:t>Повторное добавление дисциплины</w:t>
+            </w:r>
+          </w:p>
+        </w:tc>
+        <w:tc>
+          <w:tcPr>
+            <w:tcW w:w="2336" w:type="dxa"/>
+          </w:tcPr>
+          <w:p>
+            <w:r>
+              <w:t>Позволяет добавить больше одной дисциплины</w:t>
+            </w:r>
+          </w:p>
+        </w:tc>
+        <w:tc>
+          <w:tcPr>
+            <w:tcW w:w="2337" w:type="dxa"/>
+          </w:tcPr>
+          <w:p>
+            <w:r>
+              <w:t>Связные с БД</w:t>
+            </w:r>
+          </w:p>
+        </w:tc>
+      </w:tr>
+      <w:tr>
+        <w:tc>
+          <w:tcPr>
+            <w:tcW w:w="2336" w:type="dxa"/>
+          </w:tcPr>
+          <w:p>
+            <w:r>
+              <w:t>7</w:t>
+            </w:r>
+          </w:p>
+        </w:tc>
+        <w:tc>
+          <w:tcPr>
+            <w:tcW w:w="2336" w:type="dxa"/>
+          </w:tcPr>
+          <w:p>
+            <w:r>
+              <w:t>Добавление оценки с отрицательным числом</w:t>
+            </w:r>
+          </w:p>
+        </w:tc>
+        <w:tc>
+          <w:tcPr>
+            <w:tcW w:w="2336" w:type="dxa"/>
+          </w:tcPr>
+          <w:p>
+            <w:r>
+              <w:t>Позволяет добавить оценку с отрицательным числом</w:t>
+            </w:r>
+          </w:p>
+        </w:tc>
+        <w:tc>
+          <w:tcPr>
+            <w:tcW w:w="2337" w:type="dxa"/>
+          </w:tcPr>
+          <w:p>
+            <w:r>
+              <w:t>Функциональная</w:t>
+            </w:r>
+          </w:p>
+        </w:tc>
+      </w:tr>
+      <w:tr>
+        <w:tc>
+          <w:tcPr>
+            <w:tcW w:w="2336" w:type="dxa"/>
+          </w:tcPr>
+          <w:p>
+            <w:r>
+              <w:t>8</w:t>
+            </w:r>
+          </w:p>
+        </w:tc>
+        <w:tc>
+          <w:tcPr>
+            <w:tcW w:w="2336" w:type="dxa"/>
+          </w:tcPr>
+          <w:p>
+            <w:r>
+              <w:t>Добавление оценки без выбора дисциплины</w:t>
+            </w:r>
+          </w:p>
+        </w:tc>
+        <w:tc>
+          <w:tcPr>
+            <w:tcW w:w="2336" w:type="dxa"/>
+          </w:tcPr>
+          <w:p>
+            <w:r>
+              <w:t>Вылет программы, при незаполненном поле «Дисциплины», остальные поля были заполнены корректно</w:t>
+            </w:r>
+          </w:p>
+        </w:tc>
+        <w:tc>
+          <w:tcPr>
+            <w:tcW w:w="2337" w:type="dxa"/>
+          </w:tcPr>
+          <w:p>
+            <w:r>
+              <w:t>Функциональная</w:t>
+            </w:r>
+          </w:p>
+        </w:tc>
+      </w:tr>
+      <w:tr>
+        <w:tc>
+          <w:tcPr>
+            <w:tcW w:w="2336" w:type="dxa"/>
+          </w:tcPr>
+          <w:p>
+            <w:r>
+              <w:t>9</w:t>
+            </w:r>
+          </w:p>
+        </w:tc>
+        <w:tc>
+          <w:tcPr>
+            <w:tcW w:w="2336" w:type="dxa"/>
+          </w:tcPr>
+          <w:p>
+            <w:r>
+              <w:t>Добавление студента</w:t>
+            </w:r>
+          </w:p>
+        </w:tc>
+        <w:tc>
+          <w:tcPr>
+            <w:tcW w:w="2336" w:type="dxa"/>
+          </w:tcPr>
+          <w:p>
+            <w:r>
+              <w:t>На странице с добавлением студента отображается колонка «</w:t>
+            </w:r>
+            <w:r>
+              <w:rPr>
+                <w:lang w:val="en-US"/>
+              </w:rPr>
+              <w:t>Grades</w:t>
+            </w:r>
+            <w:r>
+              <w:t>», которая всегда выводит «</w:t>
+            </w:r>
+            <w:r>
+              <w:rPr>
+                <w:lang w:val="en-US"/>
+              </w:rPr>
+              <w:t>Collection</w:t>
+            </w:r>
+            <w:r>
+              <w:t>», даже если оценки у студента существуют</w:t>
+            </w:r>
+          </w:p>
+        </w:tc>
+        <w:tc>
+          <w:tcPr>
+            <w:tcW w:w="2337" w:type="dxa"/>
+          </w:tcPr>
+          <w:p>
+            <w:r>
+              <w:t>Интерфейсная</w:t>
+            </w:r>
+          </w:p>
+        </w:tc>
+      </w:tr>
+      <w:tr>
+        <w:tc>
+          <w:tcPr>
+            <w:tcW w:w="2336" w:type="dxa"/>
+          </w:tcPr>
+          <w:p>
             <w:r>
               <w:lastRenderedPageBreak/>
-              <w:t>рассчитывает средний балл, а выводит сумму всех ошибок</w:t>
+              <w:t>10</w:t>
+            </w:r>
+          </w:p>
+        </w:tc>
+        <w:tc>
+          <w:tcPr>
+            <w:tcW w:w="2336" w:type="dxa"/>
+          </w:tcPr>
+          <w:p>
+            <w:r>
+              <w:t>Добавление студента, без группы</w:t>
+            </w:r>
+          </w:p>
+        </w:tc>
+        <w:tc>
+          <w:tcPr>
+            <w:tcW w:w="2336" w:type="dxa"/>
+          </w:tcPr>
+          <w:p>
+            <w:r>
+              <w:t>Добавляет студента, к которому не была присвоена группа</w:t>
             </w:r>
           </w:p>
         </w:tc>
@@ -1492,16 +1742,203 @@
           </w:tcPr>
           <w:p>
             <w:r>
-              <w:lastRenderedPageBreak/>
               <w:t>Функциональная</w:t>
             </w:r>
-            <w:bookmarkStart w:id="0" w:name="_GoBack"/>
-            <w:bookmarkEnd w:id="0"/>
+          </w:p>
+        </w:tc>
+      </w:tr>
+      <w:tr>
+        <w:tc>
+          <w:tcPr>
+            <w:tcW w:w="2336" w:type="dxa"/>
+          </w:tcPr>
+          <w:p>
+            <w:r>
+              <w:t>11</w:t>
+            </w:r>
+          </w:p>
+        </w:tc>
+        <w:tc>
+          <w:tcPr>
+            <w:tcW w:w="2336" w:type="dxa"/>
+          </w:tcPr>
+          <w:p>
+            <w:r>
+              <w:t>Добавление оценки, с вводом букв</w:t>
+            </w:r>
+          </w:p>
+        </w:tc>
+        <w:tc>
+          <w:tcPr>
+            <w:tcW w:w="2336" w:type="dxa"/>
+          </w:tcPr>
+          <w:p>
+            <w:r>
+              <w:t>Позволяет поставить оценку которая не является числом, а буквами</w:t>
+            </w:r>
+          </w:p>
+        </w:tc>
+        <w:tc>
+          <w:tcPr>
+            <w:tcW w:w="2337" w:type="dxa"/>
+          </w:tcPr>
+          <w:p>
+            <w:r>
+              <w:t>Функциональная</w:t>
+            </w:r>
           </w:p>
         </w:tc>
       </w:tr>
     </w:tbl>
     <w:p/>
+    <w:p>
+      <w:pPr>
+        <w:rPr>
+          <w:rFonts w:cstheme="minorHAnsi"/>
+        </w:rPr>
+      </w:pPr>
+      <w:r>
+        <w:rPr>
+          <w:rFonts w:cstheme="minorHAnsi"/>
+          <w:color w:val="0F1115"/>
+          <w:shd w:val="clear" w:color="auto" w:fill="FFFFFF"/>
+        </w:rPr>
+        <w:t>Вывод: в</w:t>
+      </w:r>
+      <w:r>
+        <w:rPr>
+          <w:rFonts w:cstheme="minorHAnsi"/>
+          <w:color w:val="0F1115"/>
+          <w:shd w:val="clear" w:color="auto" w:fill="FFFFFF"/>
+        </w:rPr>
+        <w:t xml:space="preserve"> процессе выполнения практической работы было проведено</w:t>
+      </w:r>
+      <w:r>
+        <w:rPr>
+          <w:rFonts w:cstheme="minorHAnsi"/>
+          <w:color w:val="0F1115"/>
+          <w:shd w:val="clear" w:color="auto" w:fill="FFFFFF"/>
+        </w:rPr>
+        <w:t xml:space="preserve"> ручное тестирование методом черного ящика</w:t>
+      </w:r>
+      <w:r>
+        <w:rPr>
+          <w:rFonts w:cstheme="minorHAnsi"/>
+          <w:color w:val="0F1115"/>
+          <w:shd w:val="clear" w:color="auto" w:fill="FFFFFF"/>
+        </w:rPr>
+        <w:t>, для</w:t>
+      </w:r>
+      <w:r>
+        <w:rPr>
+          <w:rFonts w:cstheme="minorHAnsi"/>
+          <w:color w:val="0F1115"/>
+          <w:shd w:val="clear" w:color="auto" w:fill="FFFFFF"/>
+        </w:rPr>
+        <w:t xml:space="preserve"> приложения «Электронный журнал»</w:t>
+      </w:r>
+      <w:r>
+        <w:rPr>
+          <w:rFonts w:cstheme="minorHAnsi"/>
+          <w:color w:val="0F1115"/>
+          <w:shd w:val="clear" w:color="auto" w:fill="FFFFFF"/>
+        </w:rPr>
+        <w:t xml:space="preserve"> </w:t>
+      </w:r>
+      <w:r>
+        <w:rPr>
+          <w:rFonts w:cstheme="minorHAnsi"/>
+          <w:color w:val="0F1115"/>
+          <w:shd w:val="clear" w:color="auto" w:fill="FFFFFF"/>
+        </w:rPr>
+        <w:t>модулей добавления/удаления студентов, дисциплин, оценок и расчёта средних баллов. Всего выполнено </w:t>
+      </w:r>
+      <w:r>
+        <w:rPr>
+          <w:rStyle w:val="a4"/>
+          <w:rFonts w:cstheme="minorHAnsi"/>
+          <w:b w:val="0"/>
+          <w:color w:val="0F1115"/>
+          <w:shd w:val="clear" w:color="auto" w:fill="FFFFFF"/>
+        </w:rPr>
+        <w:t>15 тестовых сценариев</w:t>
+      </w:r>
+      <w:r>
+        <w:rPr>
+          <w:rFonts w:cstheme="minorHAnsi"/>
+          <w:color w:val="0F1115"/>
+          <w:shd w:val="clear" w:color="auto" w:fill="FFFFFF"/>
+        </w:rPr>
+        <w:t>, из которых </w:t>
+      </w:r>
+      <w:r>
+        <w:rPr>
+          <w:rStyle w:val="a4"/>
+          <w:rFonts w:cstheme="minorHAnsi"/>
+          <w:b w:val="0"/>
+          <w:color w:val="0F1115"/>
+          <w:shd w:val="clear" w:color="auto" w:fill="FFFFFF"/>
+        </w:rPr>
+        <w:t>4 завершились успешно</w:t>
+      </w:r>
+      <w:r>
+        <w:rPr>
+          <w:rFonts w:cstheme="minorHAnsi"/>
+          <w:b/>
+          <w:color w:val="0F1115"/>
+          <w:shd w:val="clear" w:color="auto" w:fill="FFFFFF"/>
+        </w:rPr>
+        <w:t xml:space="preserve">, </w:t>
+      </w:r>
+      <w:r>
+        <w:rPr>
+          <w:rFonts w:cstheme="minorHAnsi"/>
+          <w:color w:val="0F1115"/>
+          <w:shd w:val="clear" w:color="auto" w:fill="FFFFFF"/>
+        </w:rPr>
+        <w:t>а </w:t>
+      </w:r>
+      <w:r>
+        <w:rPr>
+          <w:rStyle w:val="a4"/>
+          <w:rFonts w:cstheme="minorHAnsi"/>
+          <w:b w:val="0"/>
+          <w:color w:val="0F1115"/>
+          <w:shd w:val="clear" w:color="auto" w:fill="FFFFFF"/>
+        </w:rPr>
+        <w:t>11 выявили дефекты</w:t>
+      </w:r>
+      <w:r>
+        <w:rPr>
+          <w:rStyle w:val="a4"/>
+          <w:rFonts w:cstheme="minorHAnsi"/>
+          <w:b w:val="0"/>
+          <w:color w:val="0F1115"/>
+          <w:shd w:val="clear" w:color="auto" w:fill="FFFFFF"/>
+        </w:rPr>
+        <w:t xml:space="preserve"> (2 – Интерфейсных, 1 – связные с БД, 8 – Функциональных дефектов</w:t>
+      </w:r>
+      <w:bookmarkStart w:id="0" w:name="_GoBack"/>
+      <w:bookmarkEnd w:id="0"/>
+      <w:r>
+        <w:rPr>
+          <w:rStyle w:val="a4"/>
+          <w:rFonts w:cstheme="minorHAnsi"/>
+          <w:b w:val="0"/>
+          <w:color w:val="0F1115"/>
+          <w:shd w:val="clear" w:color="auto" w:fill="FFFFFF"/>
+        </w:rPr>
+        <w:t>)</w:t>
+      </w:r>
+      <w:r>
+        <w:rPr>
+          <w:rFonts w:cstheme="minorHAnsi"/>
+          <w:color w:val="0F1115"/>
+          <w:shd w:val="clear" w:color="auto" w:fill="FFFFFF"/>
+        </w:rPr>
+        <w:t>.</w:t>
+      </w:r>
+    </w:p>
     <w:sectPr>
       <w:pgSz w:w="11906" w:h="16838"/>
       <w:pgMar w:top="1134" w:right="850" w:bottom="1134" w:left="1701" w:header="708" w:footer="708" w:gutter="0"/>
@@ -1513,7 +1950,7 @@
 </file>
 
 <file path=word/styles.xml><?xml version="1.0" encoding="utf-8"?>
-<w:styles xmlns:mc="http://schemas.openxmlformats.org/markup-compatibility/2006" xmlns:r="http://schemas.openxmlformats.org/officeDocument/2006/relationships" xmlns:w="http://schemas.openxmlformats.org/wordprocessingml/2006/main" xmlns:w14="http://schemas.microsoft.com/office/word/2010/wordml" xmlns:w15="http://schemas.microsoft.com/office/word/2012/wordml" xmlns:w16cid="http://schemas.microsoft.com/office/word/2016/wordml/cid" xmlns:w16se="http://schemas.microsoft.com/office/word/2015/wordml/symex" mc:Ignorable="w14 w15 w16se w16cid">
+<w:styles xmlns:mc="http://schemas.openxmlformats.org/markup-compatibility/2006" xmlns:r="http://schemas.openxmlformats.org/officeDocument/2006/relationships" xmlns:w="http://schemas.openxmlformats.org/wordprocessingml/2006/main" xmlns:w14="http://schemas.microsoft.com/office/word/2010/wordml" xmlns:w15="http://schemas.microsoft.com/office/word/2012/wordml" xmlns:w16se="http://schemas.microsoft.com/office/word/2015/wordml/symex" mc:Ignorable="w14 w15 w16se">
   <w:docDefaults>
     <w:rPrDefault>
       <w:rPr>
@@ -1529,7 +1966,7 @@
       </w:pPr>
     </w:pPrDefault>
   </w:docDefaults>
-  <w:latentStyles w:defLockedState="0" w:defUIPriority="99" w:defSemiHidden="0" w:defUnhideWhenUsed="0" w:defQFormat="0" w:count="375">
+  <w:latentStyles w:defLockedState="0" w:defUIPriority="99" w:defSemiHidden="0" w:defUnhideWhenUsed="0" w:defQFormat="0" w:count="371">
     <w:lsdException w:name="Normal" w:uiPriority="0" w:qFormat="1"/>
     <w:lsdException w:name="heading 1" w:uiPriority="9" w:qFormat="1"/>
     <w:lsdException w:name="heading 2" w:semiHidden="1" w:uiPriority="9" w:unhideWhenUsed="1" w:qFormat="1"/>
@@ -1901,14 +2338,11 @@
     <w:lsdException w:name="List Table 5 Dark Accent 6" w:uiPriority="50"/>
     <w:lsdException w:name="List Table 6 Colorful Accent 6" w:uiPriority="51"/>
     <w:lsdException w:name="List Table 7 Colorful Accent 6" w:uiPriority="52"/>
-    <w:lsdException w:name="Mention" w:semiHidden="1" w:unhideWhenUsed="1"/>
-    <w:lsdException w:name="Smart Hyperlink" w:semiHidden="1" w:unhideWhenUsed="1"/>
-    <w:lsdException w:name="Hashtag" w:semiHidden="1" w:unhideWhenUsed="1"/>
-    <w:lsdException w:name="Unresolved Mention" w:semiHidden="1" w:unhideWhenUsed="1"/>
   </w:latentStyles>
   <w:style w:type="paragraph" w:default="1" w:styleId="a">
     <w:name w:val="Normal"/>
     <w:qFormat/>
+    <w:rsid w:val="00E3353C"/>
   </w:style>
   <w:style w:type="character" w:default="1" w:styleId="a0">
     <w:name w:val="Default Paragraph Font"/>
@@ -1955,6 +2389,17 @@
         <w:insideV w:val="single" w:sz="4" w:space="0" w:color="auto"/>
       </w:tblBorders>
     </w:tblPr>
+  </w:style>
+  <w:style w:type="character" w:styleId="a4">
+    <w:name w:val="Strong"/>
+    <w:basedOn w:val="a0"/>
+    <w:uiPriority w:val="22"/>
+    <w:qFormat/>
+    <w:rsid w:val="0096347C"/>
+    <w:rPr>
+      <w:b/>
+      <w:bCs/>
+    </w:rPr>
   </w:style>
 </w:styles>
 </file>
